--- a/MAU BB TO TUNG/THU TUC NHAP TRAI/mau de dua vao nha tam giu/THONG BAO/5. THONG BAO CHUNG VỤ NHIEU DT.docx
+++ b/MAU BB TO TUNG/THU TUC NHAP TRAI/mau de dua vao nha tam giu/THONG BAO/5. THONG BAO CHUNG VỤ NHIEU DT.docx
@@ -958,6 +958,14 @@
           <w:sz w:val="28"/>
           <w:szCs w:val="28"/>
         </w:rPr>
+        <w:t xml:space="preserve">               </w:t>
+      </w:r>
+      <w:r>
+        <w:rPr>
+          <w:rFonts w:ascii="Times New Roman" w:hAnsi="Times New Roman"/>
+          <w:sz w:val="28"/>
+          <w:szCs w:val="28"/>
+        </w:rPr>
         <w:t>cấp {doituong1_ngay_cap}</w:t>
       </w:r>
       <w:r>
@@ -1393,6 +1401,15 @@
           <w:sz w:val="28"/>
           <w:szCs w:val="28"/>
         </w:rPr>
+        <w:tab/>
+        <w:t xml:space="preserve">     </w:t>
+      </w:r>
+      <w:r>
+        <w:rPr>
+          <w:rFonts w:ascii="Times New Roman" w:hAnsi="Times New Roman"/>
+          <w:sz w:val="28"/>
+          <w:szCs w:val="28"/>
+        </w:rPr>
         <w:t>cấp {doituong</w:t>
       </w:r>
       <w:r>
@@ -2071,6 +2088,7 @@
       <w:pPr>
         <w:spacing w:after="100"/>
         <w:ind w:firstLine="720"/>
+        <w:jc w:val="both"/>
         <w:rPr>
           <w:rFonts w:ascii="Times New Roman" w:hAnsi="Times New Roman"/>
           <w:sz w:val="28"/>
